--- a/Checkpoint 1.4/ISYS3004 Web Fundamentals Portfolio.docx
+++ b/Checkpoint 1.4/ISYS3004 Web Fundamentals Portfolio.docx
@@ -1779,7 +1779,7 @@
         </w:rPr>
         <w:lastRenderedPageBreak/>
         <w:drawing>
-          <wp:inline distT="0" distB="0" distL="0" distR="0" wp14:anchorId="4E39AD6F" wp14:editId="039E8A4D">
+          <wp:inline distT="0" distB="0" distL="0" distR="0" wp14:anchorId="4E39AD6F" wp14:editId="3E64A01E">
             <wp:extent cx="4003040" cy="2956946"/>
             <wp:effectExtent l="0" t="0" r="0" b="2540"/>
             <wp:docPr id="1786615535" name="Picture 8" descr="A screenshot of a computer&#10;&#10;AI-generated content may be incorrect."/>
@@ -2233,6 +2233,22 @@
         </w:rPr>
         <w:t xml:space="preserve"> Link:</w:t>
       </w:r>
+      <w:r>
+        <w:rPr>
+          <w:rFonts w:ascii="Times New Roman" w:hAnsi="Times New Roman" w:cs="Times New Roman"/>
+          <w:kern w:val="0"/>
+          <w:lang w:val="en-GB"/>
+        </w:rPr>
+        <w:t xml:space="preserve"> </w:t>
+      </w:r>
+      <w:r>
+        <w:rPr>
+          <w:rFonts w:ascii="Times New Roman" w:hAnsi="Times New Roman" w:cs="Times New Roman"/>
+          <w:kern w:val="0"/>
+          <w:lang w:val="en-GB"/>
+        </w:rPr>
+        <w:t>https://github.com/eugeniewiratan/ISYS3004-Web-Fundamentals-Portfolio.git</w:t>
+      </w:r>
     </w:p>
     <w:p>
       <w:pPr>
@@ -2253,6 +2269,22 @@
           <w:lang w:val="en-GB"/>
         </w:rPr>
         <w:t>Netlify Link:</w:t>
+      </w:r>
+      <w:r>
+        <w:rPr>
+          <w:rFonts w:ascii="Times New Roman" w:hAnsi="Times New Roman" w:cs="Times New Roman"/>
+          <w:kern w:val="0"/>
+          <w:lang w:val="en-GB"/>
+        </w:rPr>
+        <w:t xml:space="preserve"> </w:t>
+      </w:r>
+      <w:r>
+        <w:rPr>
+          <w:rFonts w:ascii="Times New Roman" w:hAnsi="Times New Roman" w:cs="Times New Roman"/>
+          <w:kern w:val="0"/>
+          <w:lang w:val="en-GB"/>
+        </w:rPr>
+        <w:t>https://isys3004eugeniea1.netlify.app/</w:t>
       </w:r>
     </w:p>
     <w:p>
